--- a/МатМодиИИ/ФОС/ОС_Б1.О.04.03_Алгебра_и_теория_чисел.docx
+++ b/МатМодиИИ/ФОС/ОС_Б1.О.04.03_Алгебра_и_теория_чисел.docx
@@ -624,7 +624,7 @@
                 <w:sz w:val="28"/>
                 <w:szCs w:val="28"/>
               </w:rPr>
-              <w:t xml:space="preserve">Направленность (профиль):</w:t>
+              <w:t xml:space="preserve">Направленность (профиль)/специализация программы:</w:t>
             </w:r>
           </w:p>
         </w:tc>
@@ -1562,7 +1562,7 @@
           <w:szCs w:val="24"/>
           <w:lang w:val="ru-RU" w:eastAsia="zh-CN"/>
         </w:rPr>
-        <w:t xml:space="preserve">ПАСПОРТ ОЦЕНОЧНЫХ МАТЕРИАЛОВ ПО ДИСЦИПЛИНЕ ДЛЯ ПРОМЕЖУТОЧНОЙ АТТЕСТАЦИИ</w:t>
+        <w:t xml:space="preserve">ПАСПОРТ ОЦЕНОЧНЫХ МАТЕРИАЛОВ ПО ДИСЦИПЛИНЕ (МОДУЛЮ) ДЛЯ ПРОМЕЖУТОЧНОЙ АТТЕСТАЦИИ</w:t>
       </w:r>
     </w:p>
     <w:tbl>
@@ -18067,6 +18067,2268 @@
     </w:p>
     <w:p>
       <w:pPr>
+        <w:keepNext/>
+        <w:keepLines/>
+        <w:widowControl/>
+        <w:suppressAutoHyphens w:val="0"/>
+        <w:autoSpaceDE w:val="0"/>
+        <w:autoSpaceDN w:val="0"/>
+        <w:jc w:val="both"/>
+        <w:rPr>
+          <w:rFonts w:ascii="Times New Roman" w:eastAsia="Times New Roman" w:hAnsi="Times New Roman" w:cs="Times New Roman"/>
+          <w:color w:val="auto"/>
+          <w:sz w:val="28"/>
+          <w:szCs w:val="28"/>
+          <w:lang w:eastAsia="en-US" w:bidi="ar-SA"/>
+        </w:rPr>
+      </w:pPr>
+      <w:r>
+        <w:rPr>
+          <w:rFonts w:ascii="Times New Roman" w:eastAsia="Times New Roman" w:hAnsi="Times New Roman" w:cs="Times New Roman"/>
+          <w:color w:val="auto"/>
+          <w:sz w:val="28"/>
+          <w:szCs w:val="28"/>
+          <w:lang w:eastAsia="en-US" w:bidi="ar-SA"/>
+        </w:rPr>
+        <w:t>Перечень лабораторных работ (при наличии)</w:t>
+      </w:r>
+    </w:p>
+    <w:p>
+      <w:pPr>
+        <w:keepNext/>
+        <w:widowControl/>
+        <w:suppressAutoHyphens w:val="0"/>
+        <w:autoSpaceDE w:val="0"/>
+        <w:autoSpaceDN w:val="0"/>
+        <w:jc w:val="both"/>
+        <w:rPr>
+          <w:rFonts w:ascii="Times New Roman" w:eastAsia="Times New Roman" w:hAnsi="Times New Roman" w:cs="Times New Roman"/>
+          <w:color w:val="auto"/>
+          <w:sz w:val="28"/>
+          <w:szCs w:val="28"/>
+          <w:lang w:eastAsia="en-US" w:bidi="ar-SA"/>
+        </w:rPr>
+      </w:pPr>
+    </w:p>
+    <w:tbl>
+      <w:tblPr>
+        <w:tblW w:w="0" w:type="auto"/>
+        <w:tblBorders>
+          <w:top w:val="single" w:sz="4" w:space="0" w:color="auto"/>
+          <w:left w:val="single" w:sz="4" w:space="0" w:color="auto"/>
+          <w:bottom w:val="single" w:sz="4" w:space="0" w:color="auto"/>
+          <w:right w:val="single" w:sz="4" w:space="0" w:color="auto"/>
+          <w:insideH w:val="single" w:sz="4" w:space="0" w:color="auto"/>
+          <w:insideV w:val="single" w:sz="4" w:space="0" w:color="auto"/>
+        </w:tblBorders>
+        <w:tblLook w:val="04A0" w:firstRow="1" w:lastRow="0" w:firstColumn="1" w:lastColumn="0" w:noHBand="0" w:noVBand="1"/>
+      </w:tblPr>
+      <w:tblGrid>
+        <w:gridCol w:w="1218"/>
+        <w:gridCol w:w="1091"/>
+        <w:gridCol w:w="2654"/>
+        <w:gridCol w:w="4607"/>
+      </w:tblGrid>
+      <w:tr>
+        <w:trPr>
+          <w:tblHeader/>
+        </w:trPr>
+        <w:tc>
+          <w:tcPr>
+            <w:tcW w:w="0" w:type="auto"/>
+            <w:shd w:val="clear" w:color="auto" w:fill="auto"/>
+          </w:tcPr>
+          <w:p>
+            <w:pPr>
+              <w:keepNext/>
+              <w:jc w:val="center"/>
+              <w:rPr>
+                <w:szCs w:val="22"/>
+              </w:rPr>
+            </w:pPr>
+            <w:r>
+              <w:rPr>
+                <w:rFonts w:ascii="Times New Roman" w:hAnsi="Times New Roman"/>
+                <w:b/>
+                <w:sz w:val="24"/>
+                <w:szCs w:val="22"/>
+              </w:rPr>
+              <w:t>№ семестра</w:t>
+            </w:r>
+          </w:p>
+        </w:tc>
+        <w:tc>
+          <w:tcPr>
+            <w:tcW w:w="0" w:type="auto"/>
+            <w:shd w:val="clear" w:color="auto" w:fill="auto"/>
+          </w:tcPr>
+          <w:p>
+            <w:pPr>
+              <w:keepNext/>
+              <w:jc w:val="center"/>
+              <w:rPr>
+                <w:szCs w:val="22"/>
+              </w:rPr>
+            </w:pPr>
+            <w:r>
+              <w:rPr>
+                <w:rFonts w:ascii="Times New Roman" w:hAnsi="Times New Roman"/>
+                <w:b/>
+                <w:sz w:val="24"/>
+                <w:szCs w:val="22"/>
+              </w:rPr>
+              <w:t>№ раздела</w:t>
+            </w:r>
+          </w:p>
+        </w:tc>
+        <w:tc>
+          <w:tcPr>
+            <w:tcW w:w="0" w:type="auto"/>
+            <w:shd w:val="clear" w:color="auto" w:fill="auto"/>
+          </w:tcPr>
+          <w:p>
+            <w:pPr>
+              <w:keepNext/>
+              <w:jc w:val="center"/>
+              <w:rPr>
+                <w:szCs w:val="22"/>
+              </w:rPr>
+            </w:pPr>
+            <w:r>
+              <w:rPr>
+                <w:rFonts w:ascii="Times New Roman" w:hAnsi="Times New Roman"/>
+                <w:b/>
+                <w:sz w:val="24"/>
+                <w:szCs w:val="22"/>
+              </w:rPr>
+              <w:t>Наименование раздела учебной дисциплины</w:t>
+            </w:r>
+          </w:p>
+        </w:tc>
+        <w:tc>
+          <w:tcPr>
+            <w:tcW w:w="0" w:type="auto"/>
+            <w:shd w:val="clear" w:color="auto" w:fill="auto"/>
+          </w:tcPr>
+          <w:p>
+            <w:pPr>
+              <w:keepNext/>
+              <w:jc w:val="center"/>
+              <w:rPr>
+                <w:szCs w:val="22"/>
+              </w:rPr>
+            </w:pPr>
+            <w:r>
+              <w:rPr>
+                <w:rFonts w:ascii="Times New Roman" w:hAnsi="Times New Roman"/>
+                <w:b/>
+                <w:sz w:val="24"/>
+                <w:szCs w:val="22"/>
+              </w:rPr>
+              <w:t>Название лабораторной работы</w:t>
+            </w:r>
+          </w:p>
+        </w:tc>
+      </w:tr>
+      <w:tr>
+        <w:trPr>
+          <w:cantSplit/>
+        </w:trPr>
+        <w:tc>
+          <w:tcPr>
+            <w:tcW w:w="0" w:type="auto"/>
+            <w:vMerge w:val="restart"/>
+            <w:shd w:val="clear" w:color="auto" w:fill="auto"/>
+          </w:tcPr>
+          <w:p>
+            <w:pPr>
+              <w:keepNext/>
+              <w:jc w:val="center"/>
+              <w:rPr>
+                <w:szCs w:val="22"/>
+              </w:rPr>
+            </w:pPr>
+            <w:r>
+              <w:rPr>
+                <w:rFonts w:ascii="Times New Roman" w:hAnsi="Times New Roman"/>
+                <w:sz w:val="24"/>
+                <w:szCs w:val="22"/>
+              </w:rPr>
+              <w:t>1</w:t>
+            </w:r>
+          </w:p>
+        </w:tc>
+        <w:tc>
+          <w:tcPr>
+            <w:tcW w:w="0" w:type="auto"/>
+            <w:vMerge w:val="restart"/>
+            <w:shd w:val="clear" w:color="auto" w:fill="auto"/>
+          </w:tcPr>
+          <w:p>
+            <w:pPr>
+              <w:keepNext/>
+              <w:jc w:val="center"/>
+              <w:rPr>
+                <w:szCs w:val="22"/>
+              </w:rPr>
+            </w:pPr>
+            <w:r>
+              <w:rPr>
+                <w:rFonts w:ascii="Times New Roman" w:hAnsi="Times New Roman"/>
+                <w:sz w:val="24"/>
+                <w:szCs w:val="22"/>
+              </w:rPr>
+              <w:t>1</w:t>
+            </w:r>
+          </w:p>
+        </w:tc>
+        <w:tc>
+          <w:tcPr>
+            <w:tcW w:w="0" w:type="auto"/>
+            <w:vMerge w:val="restart"/>
+            <w:shd w:val="clear" w:color="auto" w:fill="auto"/>
+          </w:tcPr>
+          <w:p>
+            <w:pPr>
+              <w:keepNext/>
+              <w:jc w:val="center"/>
+              <w:rPr>
+                <w:szCs w:val="22"/>
+              </w:rPr>
+            </w:pPr>
+            <w:r>
+              <w:rPr>
+                <w:rFonts w:ascii="Times New Roman" w:hAnsi="Times New Roman"/>
+                <w:sz w:val="24"/>
+                <w:szCs w:val="22"/>
+              </w:rPr>
+              <w:t>Матрицы и линейные системы</w:t>
+            </w:r>
+          </w:p>
+        </w:tc>
+        <w:tc>
+          <w:tcPr>
+            <w:tcW w:w="0" w:type="auto"/>
+            <w:shd w:val="clear" w:color="auto" w:fill="auto"/>
+          </w:tcPr>
+          <w:p>
+            <w:pPr>
+              <w:keepNext/>
+              <w:rPr>
+                <w:szCs w:val="22"/>
+              </w:rPr>
+            </w:pPr>
+            <w:r>
+              <w:rPr>
+                <w:rFonts w:ascii="Times New Roman" w:hAnsi="Times New Roman"/>
+                <w:sz w:val="24"/>
+                <w:szCs w:val="22"/>
+              </w:rPr>
+              <w:t>Лабораторная работа №1. Вычисление определителя матрицы и исследование его изменения при элементарных преобразованиях</w:t>
+            </w:r>
+          </w:p>
+        </w:tc>
+      </w:tr>
+      <w:tr>
+        <w:trPr>
+          <w:cantSplit/>
+        </w:trPr>
+        <w:tc>
+          <w:tcPr>
+            <w:tcW w:w="0" w:type="auto"/>
+            <w:vMerge/>
+            <w:shd w:val="clear" w:color="auto" w:fill="auto"/>
+          </w:tcPr>
+          <w:p/>
+        </w:tc>
+        <w:tc>
+          <w:tcPr>
+            <w:tcW w:w="0" w:type="auto"/>
+            <w:vMerge/>
+            <w:shd w:val="clear" w:color="auto" w:fill="auto"/>
+          </w:tcPr>
+          <w:p/>
+        </w:tc>
+        <w:tc>
+          <w:tcPr>
+            <w:tcW w:w="0" w:type="auto"/>
+            <w:vMerge/>
+            <w:shd w:val="clear" w:color="auto" w:fill="auto"/>
+          </w:tcPr>
+          <w:p/>
+        </w:tc>
+        <w:tc>
+          <w:tcPr>
+            <w:tcW w:w="0" w:type="auto"/>
+            <w:shd w:val="clear" w:color="auto" w:fill="auto"/>
+          </w:tcPr>
+          <w:p>
+            <w:pPr>
+              <w:keepNext/>
+              <w:rPr>
+                <w:szCs w:val="22"/>
+              </w:rPr>
+            </w:pPr>
+            <w:r>
+              <w:rPr>
+                <w:rFonts w:ascii="Times New Roman" w:hAnsi="Times New Roman"/>
+                <w:sz w:val="24"/>
+                <w:szCs w:val="22"/>
+              </w:rPr>
+              <w:t>Лабораторная работа №2. Определение ранга и совместности системы с параметром и описание всех решений</w:t>
+            </w:r>
+          </w:p>
+        </w:tc>
+      </w:tr>
+      <w:tr>
+        <w:trPr>
+          <w:cantSplit/>
+        </w:trPr>
+        <w:tc>
+          <w:tcPr>
+            <w:tcW w:w="0" w:type="auto"/>
+            <w:vMerge/>
+            <w:shd w:val="clear" w:color="auto" w:fill="auto"/>
+          </w:tcPr>
+          <w:p/>
+        </w:tc>
+        <w:tc>
+          <w:tcPr>
+            <w:tcW w:w="0" w:type="auto"/>
+            <w:vMerge/>
+            <w:shd w:val="clear" w:color="auto" w:fill="auto"/>
+          </w:tcPr>
+          <w:p/>
+        </w:tc>
+        <w:tc>
+          <w:tcPr>
+            <w:tcW w:w="0" w:type="auto"/>
+            <w:vMerge/>
+            <w:shd w:val="clear" w:color="auto" w:fill="auto"/>
+          </w:tcPr>
+          <w:p/>
+        </w:tc>
+        <w:tc>
+          <w:tcPr>
+            <w:tcW w:w="0" w:type="auto"/>
+            <w:shd w:val="clear" w:color="auto" w:fill="auto"/>
+          </w:tcPr>
+          <w:p>
+            <w:pPr>
+              <w:keepNext/>
+              <w:rPr>
+                <w:szCs w:val="22"/>
+              </w:rPr>
+            </w:pPr>
+            <w:r>
+              <w:rPr>
+                <w:rFonts w:ascii="Times New Roman" w:hAnsi="Times New Roman"/>
+                <w:sz w:val="24"/>
+                <w:szCs w:val="22"/>
+              </w:rPr>
+              <w:t>Лабораторная работа №3. Исследование обратимости матрицы с параметром и проверка тождеств обратного преобразования</w:t>
+            </w:r>
+          </w:p>
+        </w:tc>
+      </w:tr>
+      <w:tr>
+        <w:trPr>
+          <w:cantSplit/>
+        </w:trPr>
+        <w:tc>
+          <w:tcPr>
+            <w:tcW w:w="0" w:type="auto"/>
+            <w:vMerge/>
+            <w:shd w:val="clear" w:color="auto" w:fill="auto"/>
+          </w:tcPr>
+          <w:p/>
+        </w:tc>
+        <w:tc>
+          <w:tcPr>
+            <w:tcW w:w="0" w:type="auto"/>
+            <w:vMerge w:val="restart"/>
+            <w:shd w:val="clear" w:color="auto" w:fill="auto"/>
+          </w:tcPr>
+          <w:p>
+            <w:pPr>
+              <w:keepNext/>
+              <w:jc w:val="center"/>
+              <w:rPr>
+                <w:szCs w:val="22"/>
+              </w:rPr>
+            </w:pPr>
+            <w:r>
+              <w:rPr>
+                <w:rFonts w:ascii="Times New Roman" w:hAnsi="Times New Roman"/>
+                <w:sz w:val="24"/>
+                <w:szCs w:val="22"/>
+              </w:rPr>
+              <w:t>2</w:t>
+            </w:r>
+          </w:p>
+        </w:tc>
+        <w:tc>
+          <w:tcPr>
+            <w:tcW w:w="0" w:type="auto"/>
+            <w:vMerge w:val="restart"/>
+            <w:shd w:val="clear" w:color="auto" w:fill="auto"/>
+          </w:tcPr>
+          <w:p>
+            <w:pPr>
+              <w:keepNext/>
+              <w:jc w:val="center"/>
+              <w:rPr>
+                <w:szCs w:val="22"/>
+              </w:rPr>
+            </w:pPr>
+            <w:r>
+              <w:rPr>
+                <w:rFonts w:ascii="Times New Roman" w:hAnsi="Times New Roman"/>
+                <w:sz w:val="24"/>
+                <w:szCs w:val="22"/>
+              </w:rPr>
+              <w:t>Комплексные числа и многочлены</w:t>
+            </w:r>
+          </w:p>
+        </w:tc>
+        <w:tc>
+          <w:tcPr>
+            <w:tcW w:w="0" w:type="auto"/>
+            <w:shd w:val="clear" w:color="auto" w:fill="auto"/>
+          </w:tcPr>
+          <w:p>
+            <w:pPr>
+              <w:keepNext/>
+              <w:rPr>
+                <w:szCs w:val="22"/>
+              </w:rPr>
+            </w:pPr>
+            <w:r>
+              <w:rPr>
+                <w:rFonts w:ascii="Times New Roman" w:hAnsi="Times New Roman"/>
+                <w:sz w:val="24"/>
+                <w:szCs w:val="22"/>
+              </w:rPr>
+              <w:t>Лабораторная работа №4. Геометрическое исследование преобразований комплексной плоскости при арифметических операциях</w:t>
+            </w:r>
+          </w:p>
+        </w:tc>
+      </w:tr>
+      <w:tr>
+        <w:trPr>
+          <w:cantSplit/>
+        </w:trPr>
+        <w:tc>
+          <w:tcPr>
+            <w:tcW w:w="0" w:type="auto"/>
+            <w:vMerge/>
+            <w:shd w:val="clear" w:color="auto" w:fill="auto"/>
+          </w:tcPr>
+          <w:p/>
+        </w:tc>
+        <w:tc>
+          <w:tcPr>
+            <w:tcW w:w="0" w:type="auto"/>
+            <w:vMerge/>
+            <w:shd w:val="clear" w:color="auto" w:fill="auto"/>
+          </w:tcPr>
+          <w:p/>
+        </w:tc>
+        <w:tc>
+          <w:tcPr>
+            <w:tcW w:w="0" w:type="auto"/>
+            <w:vMerge/>
+            <w:shd w:val="clear" w:color="auto" w:fill="auto"/>
+          </w:tcPr>
+          <w:p/>
+        </w:tc>
+        <w:tc>
+          <w:tcPr>
+            <w:tcW w:w="0" w:type="auto"/>
+            <w:shd w:val="clear" w:color="auto" w:fill="auto"/>
+          </w:tcPr>
+          <w:p>
+            <w:pPr>
+              <w:keepNext/>
+              <w:rPr>
+                <w:szCs w:val="22"/>
+              </w:rPr>
+            </w:pPr>
+            <w:r>
+              <w:rPr>
+                <w:rFonts w:ascii="Times New Roman" w:hAnsi="Times New Roman"/>
+                <w:sz w:val="24"/>
+                <w:szCs w:val="22"/>
+              </w:rPr>
+              <w:t>Лабораторная работа №5. Исследование расположения комплексных корней семейства уравнений при изменении аргумента параметра</w:t>
+            </w:r>
+          </w:p>
+        </w:tc>
+      </w:tr>
+      <w:tr>
+        <w:trPr>
+          <w:cantSplit/>
+        </w:trPr>
+        <w:tc>
+          <w:tcPr>
+            <w:tcW w:w="0" w:type="auto"/>
+            <w:vMerge/>
+            <w:shd w:val="clear" w:color="auto" w:fill="auto"/>
+          </w:tcPr>
+          <w:p/>
+        </w:tc>
+        <w:tc>
+          <w:tcPr>
+            <w:tcW w:w="0" w:type="auto"/>
+            <w:vMerge/>
+            <w:shd w:val="clear" w:color="auto" w:fill="auto"/>
+          </w:tcPr>
+          <w:p/>
+        </w:tc>
+        <w:tc>
+          <w:tcPr>
+            <w:tcW w:w="0" w:type="auto"/>
+            <w:vMerge/>
+            <w:shd w:val="clear" w:color="auto" w:fill="auto"/>
+          </w:tcPr>
+          <w:p/>
+        </w:tc>
+        <w:tc>
+          <w:tcPr>
+            <w:tcW w:w="0" w:type="auto"/>
+            <w:shd w:val="clear" w:color="auto" w:fill="auto"/>
+          </w:tcPr>
+          <w:p>
+            <w:pPr>
+              <w:keepNext/>
+              <w:rPr>
+                <w:szCs w:val="22"/>
+              </w:rPr>
+            </w:pPr>
+            <w:r>
+              <w:rPr>
+                <w:rFonts w:ascii="Times New Roman" w:hAnsi="Times New Roman"/>
+                <w:sz w:val="24"/>
+                <w:szCs w:val="22"/>
+              </w:rPr>
+              <w:t>Лабораторная работа №6. Разложение параметрического многочлена и определение условий появления кратных корней</w:t>
+            </w:r>
+          </w:p>
+        </w:tc>
+      </w:tr>
+      <w:tr>
+        <w:trPr>
+          <w:cantSplit/>
+        </w:trPr>
+        <w:tc>
+          <w:tcPr>
+            <w:tcW w:w="0" w:type="auto"/>
+            <w:vMerge/>
+            <w:shd w:val="clear" w:color="auto" w:fill="auto"/>
+          </w:tcPr>
+          <w:p/>
+        </w:tc>
+        <w:tc>
+          <w:tcPr>
+            <w:tcW w:w="0" w:type="auto"/>
+            <w:vMerge w:val="restart"/>
+            <w:shd w:val="clear" w:color="auto" w:fill="auto"/>
+          </w:tcPr>
+          <w:p>
+            <w:pPr>
+              <w:keepNext/>
+              <w:jc w:val="center"/>
+              <w:rPr>
+                <w:szCs w:val="22"/>
+              </w:rPr>
+            </w:pPr>
+            <w:r>
+              <w:rPr>
+                <w:rFonts w:ascii="Times New Roman" w:hAnsi="Times New Roman"/>
+                <w:sz w:val="24"/>
+                <w:szCs w:val="22"/>
+              </w:rPr>
+              <w:t>3</w:t>
+            </w:r>
+          </w:p>
+        </w:tc>
+        <w:tc>
+          <w:tcPr>
+            <w:tcW w:w="0" w:type="auto"/>
+            <w:vMerge w:val="restart"/>
+            <w:shd w:val="clear" w:color="auto" w:fill="auto"/>
+          </w:tcPr>
+          <w:p>
+            <w:pPr>
+              <w:keepNext/>
+              <w:jc w:val="center"/>
+              <w:rPr>
+                <w:szCs w:val="22"/>
+              </w:rPr>
+            </w:pPr>
+            <w:r>
+              <w:rPr>
+                <w:rFonts w:ascii="Times New Roman" w:hAnsi="Times New Roman"/>
+                <w:sz w:val="24"/>
+                <w:szCs w:val="22"/>
+              </w:rPr>
+              <w:t>Векторные пространства</w:t>
+            </w:r>
+          </w:p>
+        </w:tc>
+        <w:tc>
+          <w:tcPr>
+            <w:tcW w:w="0" w:type="auto"/>
+            <w:shd w:val="clear" w:color="auto" w:fill="auto"/>
+          </w:tcPr>
+          <w:p>
+            <w:pPr>
+              <w:keepNext/>
+              <w:rPr>
+                <w:szCs w:val="22"/>
+              </w:rPr>
+            </w:pPr>
+            <w:r>
+              <w:rPr>
+                <w:rFonts w:ascii="Times New Roman" w:hAnsi="Times New Roman"/>
+                <w:sz w:val="24"/>
+                <w:szCs w:val="22"/>
+              </w:rPr>
+              <w:t>Лабораторная работа №7. Выделение базиса заданного линейного пространства и определение координат вектора</w:t>
+            </w:r>
+          </w:p>
+        </w:tc>
+      </w:tr>
+      <w:tr>
+        <w:trPr>
+          <w:cantSplit/>
+        </w:trPr>
+        <w:tc>
+          <w:tcPr>
+            <w:tcW w:w="0" w:type="auto"/>
+            <w:vMerge/>
+            <w:shd w:val="clear" w:color="auto" w:fill="auto"/>
+          </w:tcPr>
+          <w:p/>
+        </w:tc>
+        <w:tc>
+          <w:tcPr>
+            <w:tcW w:w="0" w:type="auto"/>
+            <w:vMerge/>
+            <w:shd w:val="clear" w:color="auto" w:fill="auto"/>
+          </w:tcPr>
+          <w:p/>
+        </w:tc>
+        <w:tc>
+          <w:tcPr>
+            <w:tcW w:w="0" w:type="auto"/>
+            <w:vMerge/>
+            <w:shd w:val="clear" w:color="auto" w:fill="auto"/>
+          </w:tcPr>
+          <w:p/>
+        </w:tc>
+        <w:tc>
+          <w:tcPr>
+            <w:tcW w:w="0" w:type="auto"/>
+            <w:shd w:val="clear" w:color="auto" w:fill="auto"/>
+          </w:tcPr>
+          <w:p>
+            <w:pPr>
+              <w:keepNext/>
+              <w:rPr>
+                <w:szCs w:val="22"/>
+              </w:rPr>
+            </w:pPr>
+            <w:r>
+              <w:rPr>
+                <w:rFonts w:ascii="Times New Roman" w:hAnsi="Times New Roman"/>
+                <w:sz w:val="24"/>
+                <w:szCs w:val="22"/>
+              </w:rPr>
+              <w:t>Лабораторная работа №8. Построение суммы и пересечения подпространств с преобразованием координат между базисами</w:t>
+            </w:r>
+          </w:p>
+        </w:tc>
+      </w:tr>
+      <w:tr>
+        <w:trPr>
+          <w:cantSplit/>
+        </w:trPr>
+        <w:tc>
+          <w:tcPr>
+            <w:tcW w:w="0" w:type="auto"/>
+            <w:vMerge w:val="restart"/>
+            <w:shd w:val="clear" w:color="auto" w:fill="auto"/>
+          </w:tcPr>
+          <w:p>
+            <w:pPr>
+              <w:keepNext/>
+              <w:jc w:val="center"/>
+              <w:rPr>
+                <w:szCs w:val="22"/>
+              </w:rPr>
+            </w:pPr>
+            <w:r>
+              <w:rPr>
+                <w:rFonts w:ascii="Times New Roman" w:hAnsi="Times New Roman"/>
+                <w:sz w:val="24"/>
+                <w:szCs w:val="22"/>
+              </w:rPr>
+              <w:t>2</w:t>
+            </w:r>
+          </w:p>
+        </w:tc>
+        <w:tc>
+          <w:tcPr>
+            <w:tcW w:w="0" w:type="auto"/>
+            <w:vMerge w:val="restart"/>
+            <w:shd w:val="clear" w:color="auto" w:fill="auto"/>
+          </w:tcPr>
+          <w:p>
+            <w:pPr>
+              <w:keepNext/>
+              <w:jc w:val="center"/>
+              <w:rPr>
+                <w:szCs w:val="22"/>
+              </w:rPr>
+            </w:pPr>
+            <w:r>
+              <w:rPr>
+                <w:rFonts w:ascii="Times New Roman" w:hAnsi="Times New Roman"/>
+                <w:sz w:val="24"/>
+                <w:szCs w:val="22"/>
+              </w:rPr>
+              <w:t>1</w:t>
+            </w:r>
+          </w:p>
+        </w:tc>
+        <w:tc>
+          <w:tcPr>
+            <w:tcW w:w="0" w:type="auto"/>
+            <w:vMerge w:val="restart"/>
+            <w:shd w:val="clear" w:color="auto" w:fill="auto"/>
+          </w:tcPr>
+          <w:p>
+            <w:pPr>
+              <w:keepNext/>
+              <w:jc w:val="center"/>
+              <w:rPr>
+                <w:szCs w:val="22"/>
+              </w:rPr>
+            </w:pPr>
+            <w:r>
+              <w:rPr>
+                <w:rFonts w:ascii="Times New Roman" w:hAnsi="Times New Roman"/>
+                <w:sz w:val="24"/>
+                <w:szCs w:val="22"/>
+              </w:rPr>
+              <w:t>Линейные отображения</w:t>
+            </w:r>
+          </w:p>
+        </w:tc>
+        <w:tc>
+          <w:tcPr>
+            <w:tcW w:w="0" w:type="auto"/>
+            <w:shd w:val="clear" w:color="auto" w:fill="auto"/>
+          </w:tcPr>
+          <w:p>
+            <w:pPr>
+              <w:keepNext/>
+              <w:rPr>
+                <w:szCs w:val="22"/>
+              </w:rPr>
+            </w:pPr>
+            <w:r>
+              <w:rPr>
+                <w:rFonts w:ascii="Times New Roman" w:hAnsi="Times New Roman"/>
+                <w:sz w:val="24"/>
+                <w:szCs w:val="22"/>
+              </w:rPr>
+              <w:t>Лабораторная работа №9. Построение матрицы линейного отображения и базисов его ядра и образа</w:t>
+            </w:r>
+          </w:p>
+        </w:tc>
+      </w:tr>
+      <w:tr>
+        <w:trPr>
+          <w:cantSplit/>
+        </w:trPr>
+        <w:tc>
+          <w:tcPr>
+            <w:tcW w:w="0" w:type="auto"/>
+            <w:vMerge/>
+            <w:shd w:val="clear" w:color="auto" w:fill="auto"/>
+          </w:tcPr>
+          <w:p/>
+        </w:tc>
+        <w:tc>
+          <w:tcPr>
+            <w:tcW w:w="0" w:type="auto"/>
+            <w:vMerge/>
+            <w:shd w:val="clear" w:color="auto" w:fill="auto"/>
+          </w:tcPr>
+          <w:p/>
+        </w:tc>
+        <w:tc>
+          <w:tcPr>
+            <w:tcW w:w="0" w:type="auto"/>
+            <w:vMerge/>
+            <w:shd w:val="clear" w:color="auto" w:fill="auto"/>
+          </w:tcPr>
+          <w:p/>
+        </w:tc>
+        <w:tc>
+          <w:tcPr>
+            <w:tcW w:w="0" w:type="auto"/>
+            <w:shd w:val="clear" w:color="auto" w:fill="auto"/>
+          </w:tcPr>
+          <w:p>
+            <w:pPr>
+              <w:keepNext/>
+              <w:rPr>
+                <w:szCs w:val="22"/>
+              </w:rPr>
+            </w:pPr>
+            <w:r>
+              <w:rPr>
+                <w:rFonts w:ascii="Times New Roman" w:hAnsi="Times New Roman"/>
+                <w:sz w:val="24"/>
+                <w:szCs w:val="22"/>
+              </w:rPr>
+              <w:t>Лабораторная работа №10. Исследование диагонализируемости оператора при изменении его параметра</w:t>
+            </w:r>
+          </w:p>
+        </w:tc>
+      </w:tr>
+      <w:tr>
+        <w:trPr>
+          <w:cantSplit/>
+        </w:trPr>
+        <w:tc>
+          <w:tcPr>
+            <w:tcW w:w="0" w:type="auto"/>
+            <w:vMerge/>
+            <w:shd w:val="clear" w:color="auto" w:fill="auto"/>
+          </w:tcPr>
+          <w:p/>
+        </w:tc>
+        <w:tc>
+          <w:tcPr>
+            <w:tcW w:w="0" w:type="auto"/>
+            <w:vMerge w:val="restart"/>
+            <w:shd w:val="clear" w:color="auto" w:fill="auto"/>
+          </w:tcPr>
+          <w:p>
+            <w:pPr>
+              <w:keepNext/>
+              <w:jc w:val="center"/>
+              <w:rPr>
+                <w:szCs w:val="22"/>
+              </w:rPr>
+            </w:pPr>
+            <w:r>
+              <w:rPr>
+                <w:rFonts w:ascii="Times New Roman" w:hAnsi="Times New Roman"/>
+                <w:sz w:val="24"/>
+                <w:szCs w:val="22"/>
+              </w:rPr>
+              <w:t>2</w:t>
+            </w:r>
+          </w:p>
+        </w:tc>
+        <w:tc>
+          <w:tcPr>
+            <w:tcW w:w="0" w:type="auto"/>
+            <w:vMerge w:val="restart"/>
+            <w:shd w:val="clear" w:color="auto" w:fill="auto"/>
+          </w:tcPr>
+          <w:p>
+            <w:pPr>
+              <w:keepNext/>
+              <w:jc w:val="center"/>
+              <w:rPr>
+                <w:szCs w:val="22"/>
+              </w:rPr>
+            </w:pPr>
+            <w:r>
+              <w:rPr>
+                <w:rFonts w:ascii="Times New Roman" w:hAnsi="Times New Roman"/>
+                <w:sz w:val="24"/>
+                <w:szCs w:val="22"/>
+              </w:rPr>
+              <w:t>Евклидовы пространства</w:t>
+            </w:r>
+          </w:p>
+        </w:tc>
+        <w:tc>
+          <w:tcPr>
+            <w:tcW w:w="0" w:type="auto"/>
+            <w:shd w:val="clear" w:color="auto" w:fill="auto"/>
+          </w:tcPr>
+          <w:p>
+            <w:pPr>
+              <w:keepNext/>
+              <w:rPr>
+                <w:szCs w:val="22"/>
+              </w:rPr>
+            </w:pPr>
+            <w:r>
+              <w:rPr>
+                <w:rFonts w:ascii="Times New Roman" w:hAnsi="Times New Roman"/>
+                <w:sz w:val="24"/>
+                <w:szCs w:val="22"/>
+              </w:rPr>
+              <w:t>Лабораторная работа №11. Построение ортонормированного базиса подпространства и проверка зависимости результата от порядка векторов</w:t>
+            </w:r>
+          </w:p>
+        </w:tc>
+      </w:tr>
+      <w:tr>
+        <w:trPr>
+          <w:cantSplit/>
+        </w:trPr>
+        <w:tc>
+          <w:tcPr>
+            <w:tcW w:w="0" w:type="auto"/>
+            <w:vMerge/>
+            <w:shd w:val="clear" w:color="auto" w:fill="auto"/>
+          </w:tcPr>
+          <w:p/>
+        </w:tc>
+        <w:tc>
+          <w:tcPr>
+            <w:tcW w:w="0" w:type="auto"/>
+            <w:vMerge/>
+            <w:shd w:val="clear" w:color="auto" w:fill="auto"/>
+          </w:tcPr>
+          <w:p/>
+        </w:tc>
+        <w:tc>
+          <w:tcPr>
+            <w:tcW w:w="0" w:type="auto"/>
+            <w:vMerge/>
+            <w:shd w:val="clear" w:color="auto" w:fill="auto"/>
+          </w:tcPr>
+          <w:p/>
+        </w:tc>
+        <w:tc>
+          <w:tcPr>
+            <w:tcW w:w="0" w:type="auto"/>
+            <w:shd w:val="clear" w:color="auto" w:fill="auto"/>
+          </w:tcPr>
+          <w:p>
+            <w:pPr>
+              <w:keepNext/>
+              <w:rPr>
+                <w:szCs w:val="22"/>
+              </w:rPr>
+            </w:pPr>
+            <w:r>
+              <w:rPr>
+                <w:rFonts w:ascii="Times New Roman" w:hAnsi="Times New Roman"/>
+                <w:sz w:val="24"/>
+                <w:szCs w:val="22"/>
+              </w:rPr>
+              <w:t>Лабораторная работа №12. Проекция признаковых векторов на заданное подпространство и исследование потери информации по ортогональному остатку</w:t>
+            </w:r>
+          </w:p>
+        </w:tc>
+      </w:tr>
+      <w:tr>
+        <w:trPr>
+          <w:cantSplit/>
+        </w:trPr>
+        <w:tc>
+          <w:tcPr>
+            <w:tcW w:w="0" w:type="auto"/>
+            <w:vMerge/>
+            <w:shd w:val="clear" w:color="auto" w:fill="auto"/>
+          </w:tcPr>
+          <w:p/>
+        </w:tc>
+        <w:tc>
+          <w:tcPr>
+            <w:tcW w:w="0" w:type="auto"/>
+            <w:vMerge/>
+            <w:shd w:val="clear" w:color="auto" w:fill="auto"/>
+          </w:tcPr>
+          <w:p/>
+        </w:tc>
+        <w:tc>
+          <w:tcPr>
+            <w:tcW w:w="0" w:type="auto"/>
+            <w:vMerge/>
+            <w:shd w:val="clear" w:color="auto" w:fill="auto"/>
+          </w:tcPr>
+          <w:p/>
+        </w:tc>
+        <w:tc>
+          <w:tcPr>
+            <w:tcW w:w="0" w:type="auto"/>
+            <w:shd w:val="clear" w:color="auto" w:fill="auto"/>
+          </w:tcPr>
+          <w:p>
+            <w:pPr>
+              <w:keepNext/>
+              <w:rPr>
+                <w:szCs w:val="22"/>
+              </w:rPr>
+            </w:pPr>
+            <w:r>
+              <w:rPr>
+                <w:rFonts w:ascii="Times New Roman" w:hAnsi="Times New Roman"/>
+                <w:sz w:val="24"/>
+                <w:szCs w:val="22"/>
+              </w:rPr>
+              <w:t>Лабораторная работа №13. Ортогональная диагонализация самосопряженного оператора и связанной квадратичной формы</w:t>
+            </w:r>
+          </w:p>
+        </w:tc>
+      </w:tr>
+      <w:tr>
+        <w:trPr>
+          <w:cantSplit/>
+        </w:trPr>
+        <w:tc>
+          <w:tcPr>
+            <w:tcW w:w="0" w:type="auto"/>
+            <w:vMerge/>
+            <w:shd w:val="clear" w:color="auto" w:fill="auto"/>
+          </w:tcPr>
+          <w:p/>
+        </w:tc>
+        <w:tc>
+          <w:tcPr>
+            <w:tcW w:w="0" w:type="auto"/>
+            <w:vMerge/>
+            <w:shd w:val="clear" w:color="auto" w:fill="auto"/>
+          </w:tcPr>
+          <w:p/>
+        </w:tc>
+        <w:tc>
+          <w:tcPr>
+            <w:tcW w:w="0" w:type="auto"/>
+            <w:vMerge/>
+            <w:shd w:val="clear" w:color="auto" w:fill="auto"/>
+          </w:tcPr>
+          <w:p/>
+        </w:tc>
+        <w:tc>
+          <w:tcPr>
+            <w:tcW w:w="0" w:type="auto"/>
+            <w:shd w:val="clear" w:color="auto" w:fill="auto"/>
+          </w:tcPr>
+          <w:p>
+            <w:pPr>
+              <w:keepNext/>
+              <w:rPr>
+                <w:szCs w:val="22"/>
+              </w:rPr>
+            </w:pPr>
+            <w:r>
+              <w:rPr>
+                <w:rFonts w:ascii="Times New Roman" w:hAnsi="Times New Roman"/>
+                <w:sz w:val="24"/>
+                <w:szCs w:val="22"/>
+              </w:rPr>
+              <w:t>Лабораторная работа №14. Исследование знакоопределенности квадратичной формы по главным минорам и закону инерции</w:t>
+            </w:r>
+          </w:p>
+        </w:tc>
+      </w:tr>
+      <w:tr>
+        <w:trPr>
+          <w:cantSplit/>
+        </w:trPr>
+        <w:tc>
+          <w:tcPr>
+            <w:tcW w:w="0" w:type="auto"/>
+            <w:vMerge/>
+            <w:shd w:val="clear" w:color="auto" w:fill="auto"/>
+          </w:tcPr>
+          <w:p/>
+        </w:tc>
+        <w:tc>
+          <w:tcPr>
+            <w:tcW w:w="0" w:type="auto"/>
+            <w:vMerge w:val="restart"/>
+            <w:shd w:val="clear" w:color="auto" w:fill="auto"/>
+          </w:tcPr>
+          <w:p>
+            <w:pPr>
+              <w:keepNext/>
+              <w:jc w:val="center"/>
+              <w:rPr>
+                <w:szCs w:val="22"/>
+              </w:rPr>
+            </w:pPr>
+            <w:r>
+              <w:rPr>
+                <w:rFonts w:ascii="Times New Roman" w:hAnsi="Times New Roman"/>
+                <w:sz w:val="24"/>
+                <w:szCs w:val="22"/>
+              </w:rPr>
+              <w:t>3</w:t>
+            </w:r>
+          </w:p>
+        </w:tc>
+        <w:tc>
+          <w:tcPr>
+            <w:tcW w:w="0" w:type="auto"/>
+            <w:vMerge w:val="restart"/>
+            <w:shd w:val="clear" w:color="auto" w:fill="auto"/>
+          </w:tcPr>
+          <w:p>
+            <w:pPr>
+              <w:keepNext/>
+              <w:jc w:val="center"/>
+              <w:rPr>
+                <w:szCs w:val="22"/>
+              </w:rPr>
+            </w:pPr>
+            <w:r>
+              <w:rPr>
+                <w:rFonts w:ascii="Times New Roman" w:hAnsi="Times New Roman"/>
+                <w:sz w:val="24"/>
+                <w:szCs w:val="22"/>
+              </w:rPr>
+              <w:t>Структура оператора</w:t>
+            </w:r>
+          </w:p>
+        </w:tc>
+        <w:tc>
+          <w:tcPr>
+            <w:tcW w:w="0" w:type="auto"/>
+            <w:shd w:val="clear" w:color="auto" w:fill="auto"/>
+          </w:tcPr>
+          <w:p>
+            <w:pPr>
+              <w:keepNext/>
+              <w:rPr>
+                <w:szCs w:val="22"/>
+              </w:rPr>
+            </w:pPr>
+            <w:r>
+              <w:rPr>
+                <w:rFonts w:ascii="Times New Roman" w:hAnsi="Times New Roman"/>
+                <w:sz w:val="24"/>
+                <w:szCs w:val="22"/>
+              </w:rPr>
+              <w:t>Лабораторная работа №15. Определение минимального многочлена и построение жордановых цепочек оператора</w:t>
+            </w:r>
+          </w:p>
+        </w:tc>
+      </w:tr>
+      <w:tr>
+        <w:trPr>
+          <w:cantSplit/>
+        </w:trPr>
+        <w:tc>
+          <w:tcPr>
+            <w:tcW w:w="0" w:type="auto"/>
+            <w:vMerge/>
+            <w:shd w:val="clear" w:color="auto" w:fill="auto"/>
+          </w:tcPr>
+          <w:p/>
+        </w:tc>
+        <w:tc>
+          <w:tcPr>
+            <w:tcW w:w="0" w:type="auto"/>
+            <w:vMerge/>
+            <w:shd w:val="clear" w:color="auto" w:fill="auto"/>
+          </w:tcPr>
+          <w:p/>
+        </w:tc>
+        <w:tc>
+          <w:tcPr>
+            <w:tcW w:w="0" w:type="auto"/>
+            <w:vMerge/>
+            <w:shd w:val="clear" w:color="auto" w:fill="auto"/>
+          </w:tcPr>
+          <w:p/>
+        </w:tc>
+        <w:tc>
+          <w:tcPr>
+            <w:tcW w:w="0" w:type="auto"/>
+            <w:shd w:val="clear" w:color="auto" w:fill="auto"/>
+          </w:tcPr>
+          <w:p>
+            <w:pPr>
+              <w:keepNext/>
+              <w:rPr>
+                <w:szCs w:val="22"/>
+              </w:rPr>
+            </w:pPr>
+            <w:r>
+              <w:rPr>
+                <w:rFonts w:ascii="Times New Roman" w:hAnsi="Times New Roman"/>
+                <w:sz w:val="24"/>
+                <w:szCs w:val="22"/>
+              </w:rPr>
+              <w:t>Лабораторная работа №16. Вычисление матричной экспоненты и степеней матрицы по жордановой форме</w:t>
+            </w:r>
+          </w:p>
+        </w:tc>
+      </w:tr>
+      <w:tr>
+        <w:trPr>
+          <w:cantSplit/>
+        </w:trPr>
+        <w:tc>
+          <w:tcPr>
+            <w:tcW w:w="0" w:type="auto"/>
+            <w:vMerge w:val="restart"/>
+            <w:shd w:val="clear" w:color="auto" w:fill="auto"/>
+          </w:tcPr>
+          <w:p>
+            <w:pPr>
+              <w:keepNext/>
+              <w:jc w:val="center"/>
+              <w:rPr>
+                <w:szCs w:val="22"/>
+              </w:rPr>
+            </w:pPr>
+            <w:r>
+              <w:rPr>
+                <w:rFonts w:ascii="Times New Roman" w:hAnsi="Times New Roman"/>
+                <w:sz w:val="24"/>
+                <w:szCs w:val="22"/>
+              </w:rPr>
+              <w:t>3</w:t>
+            </w:r>
+          </w:p>
+        </w:tc>
+        <w:tc>
+          <w:tcPr>
+            <w:tcW w:w="0" w:type="auto"/>
+            <w:vMerge w:val="restart"/>
+            <w:shd w:val="clear" w:color="auto" w:fill="auto"/>
+          </w:tcPr>
+          <w:p>
+            <w:pPr>
+              <w:keepNext/>
+              <w:jc w:val="center"/>
+              <w:rPr>
+                <w:szCs w:val="22"/>
+              </w:rPr>
+            </w:pPr>
+            <w:r>
+              <w:rPr>
+                <w:rFonts w:ascii="Times New Roman" w:hAnsi="Times New Roman"/>
+                <w:sz w:val="24"/>
+                <w:szCs w:val="22"/>
+              </w:rPr>
+              <w:t>1</w:t>
+            </w:r>
+          </w:p>
+        </w:tc>
+        <w:tc>
+          <w:tcPr>
+            <w:tcW w:w="0" w:type="auto"/>
+            <w:vMerge w:val="restart"/>
+            <w:shd w:val="clear" w:color="auto" w:fill="auto"/>
+          </w:tcPr>
+          <w:p>
+            <w:pPr>
+              <w:keepNext/>
+              <w:jc w:val="center"/>
+              <w:rPr>
+                <w:szCs w:val="22"/>
+              </w:rPr>
+            </w:pPr>
+            <w:r>
+              <w:rPr>
+                <w:rFonts w:ascii="Times New Roman" w:hAnsi="Times New Roman"/>
+                <w:sz w:val="24"/>
+                <w:szCs w:val="22"/>
+              </w:rPr>
+              <w:t>Группы</w:t>
+            </w:r>
+          </w:p>
+        </w:tc>
+        <w:tc>
+          <w:tcPr>
+            <w:tcW w:w="0" w:type="auto"/>
+            <w:shd w:val="clear" w:color="auto" w:fill="auto"/>
+          </w:tcPr>
+          <w:p>
+            <w:pPr>
+              <w:keepNext/>
+              <w:rPr>
+                <w:szCs w:val="22"/>
+              </w:rPr>
+            </w:pPr>
+            <w:r>
+              <w:rPr>
+                <w:rFonts w:ascii="Times New Roman" w:hAnsi="Times New Roman"/>
+                <w:sz w:val="24"/>
+                <w:szCs w:val="22"/>
+              </w:rPr>
+              <w:t>Лабораторная работа №17. Определение подгрупп конечной группы и построение ее смежных классов</w:t>
+            </w:r>
+          </w:p>
+        </w:tc>
+      </w:tr>
+      <w:tr>
+        <w:trPr>
+          <w:cantSplit/>
+        </w:trPr>
+        <w:tc>
+          <w:tcPr>
+            <w:tcW w:w="0" w:type="auto"/>
+            <w:vMerge/>
+            <w:shd w:val="clear" w:color="auto" w:fill="auto"/>
+          </w:tcPr>
+          <w:p/>
+        </w:tc>
+        <w:tc>
+          <w:tcPr>
+            <w:tcW w:w="0" w:type="auto"/>
+            <w:vMerge/>
+            <w:shd w:val="clear" w:color="auto" w:fill="auto"/>
+          </w:tcPr>
+          <w:p/>
+        </w:tc>
+        <w:tc>
+          <w:tcPr>
+            <w:tcW w:w="0" w:type="auto"/>
+            <w:vMerge/>
+            <w:shd w:val="clear" w:color="auto" w:fill="auto"/>
+          </w:tcPr>
+          <w:p/>
+        </w:tc>
+        <w:tc>
+          <w:tcPr>
+            <w:tcW w:w="0" w:type="auto"/>
+            <w:shd w:val="clear" w:color="auto" w:fill="auto"/>
+          </w:tcPr>
+          <w:p>
+            <w:pPr>
+              <w:keepNext/>
+              <w:rPr>
+                <w:szCs w:val="22"/>
+              </w:rPr>
+            </w:pPr>
+            <w:r>
+              <w:rPr>
+                <w:rFonts w:ascii="Times New Roman" w:hAnsi="Times New Roman"/>
+                <w:sz w:val="24"/>
+                <w:szCs w:val="22"/>
+              </w:rPr>
+              <w:t>Лабораторная работа №18. Построение группового гомоморфизма и факторгруппы по его ядру</w:t>
+            </w:r>
+          </w:p>
+        </w:tc>
+      </w:tr>
+      <w:tr>
+        <w:trPr>
+          <w:cantSplit/>
+        </w:trPr>
+        <w:tc>
+          <w:tcPr>
+            <w:tcW w:w="0" w:type="auto"/>
+            <w:vMerge/>
+            <w:shd w:val="clear" w:color="auto" w:fill="auto"/>
+          </w:tcPr>
+          <w:p/>
+        </w:tc>
+        <w:tc>
+          <w:tcPr>
+            <w:tcW w:w="0" w:type="auto"/>
+            <w:vMerge/>
+            <w:shd w:val="clear" w:color="auto" w:fill="auto"/>
+          </w:tcPr>
+          <w:p/>
+        </w:tc>
+        <w:tc>
+          <w:tcPr>
+            <w:tcW w:w="0" w:type="auto"/>
+            <w:vMerge/>
+            <w:shd w:val="clear" w:color="auto" w:fill="auto"/>
+          </w:tcPr>
+          <w:p/>
+        </w:tc>
+        <w:tc>
+          <w:tcPr>
+            <w:tcW w:w="0" w:type="auto"/>
+            <w:shd w:val="clear" w:color="auto" w:fill="auto"/>
+          </w:tcPr>
+          <w:p>
+            <w:pPr>
+              <w:keepNext/>
+              <w:rPr>
+                <w:szCs w:val="22"/>
+              </w:rPr>
+            </w:pPr>
+            <w:r>
+              <w:rPr>
+                <w:rFonts w:ascii="Times New Roman" w:hAnsi="Times New Roman"/>
+                <w:sz w:val="24"/>
+                <w:szCs w:val="22"/>
+              </w:rPr>
+              <w:t>Лабораторная работа №19. Определение орбит и стабилизаторов действия группы на конечном множестве</w:t>
+            </w:r>
+          </w:p>
+        </w:tc>
+      </w:tr>
+      <w:tr>
+        <w:trPr>
+          <w:cantSplit/>
+        </w:trPr>
+        <w:tc>
+          <w:tcPr>
+            <w:tcW w:w="0" w:type="auto"/>
+            <w:vMerge/>
+            <w:shd w:val="clear" w:color="auto" w:fill="auto"/>
+          </w:tcPr>
+          <w:p/>
+        </w:tc>
+        <w:tc>
+          <w:tcPr>
+            <w:tcW w:w="0" w:type="auto"/>
+            <w:vMerge w:val="restart"/>
+            <w:shd w:val="clear" w:color="auto" w:fill="auto"/>
+          </w:tcPr>
+          <w:p>
+            <w:pPr>
+              <w:keepNext/>
+              <w:jc w:val="center"/>
+              <w:rPr>
+                <w:szCs w:val="22"/>
+              </w:rPr>
+            </w:pPr>
+            <w:r>
+              <w:rPr>
+                <w:rFonts w:ascii="Times New Roman" w:hAnsi="Times New Roman"/>
+                <w:sz w:val="24"/>
+                <w:szCs w:val="22"/>
+              </w:rPr>
+              <w:t>2</w:t>
+            </w:r>
+          </w:p>
+        </w:tc>
+        <w:tc>
+          <w:tcPr>
+            <w:tcW w:w="0" w:type="auto"/>
+            <w:vMerge w:val="restart"/>
+            <w:shd w:val="clear" w:color="auto" w:fill="auto"/>
+          </w:tcPr>
+          <w:p>
+            <w:pPr>
+              <w:keepNext/>
+              <w:jc w:val="center"/>
+              <w:rPr>
+                <w:szCs w:val="22"/>
+              </w:rPr>
+            </w:pPr>
+            <w:r>
+              <w:rPr>
+                <w:rFonts w:ascii="Times New Roman" w:hAnsi="Times New Roman"/>
+                <w:sz w:val="24"/>
+                <w:szCs w:val="22"/>
+              </w:rPr>
+              <w:t>Кольца и поля</w:t>
+            </w:r>
+          </w:p>
+        </w:tc>
+        <w:tc>
+          <w:tcPr>
+            <w:tcW w:w="0" w:type="auto"/>
+            <w:shd w:val="clear" w:color="auto" w:fill="auto"/>
+          </w:tcPr>
+          <w:p>
+            <w:pPr>
+              <w:keepNext/>
+              <w:rPr>
+                <w:szCs w:val="22"/>
+              </w:rPr>
+            </w:pPr>
+            <w:r>
+              <w:rPr>
+                <w:rFonts w:ascii="Times New Roman" w:hAnsi="Times New Roman"/>
+                <w:sz w:val="24"/>
+                <w:szCs w:val="22"/>
+              </w:rPr>
+              <w:t>Лабораторная работа №20. Построение идеала и факторкольца с проверкой обратимости элементов</w:t>
+            </w:r>
+          </w:p>
+        </w:tc>
+      </w:tr>
+      <w:tr>
+        <w:trPr>
+          <w:cantSplit/>
+        </w:trPr>
+        <w:tc>
+          <w:tcPr>
+            <w:tcW w:w="0" w:type="auto"/>
+            <w:vMerge/>
+            <w:shd w:val="clear" w:color="auto" w:fill="auto"/>
+          </w:tcPr>
+          <w:p/>
+        </w:tc>
+        <w:tc>
+          <w:tcPr>
+            <w:tcW w:w="0" w:type="auto"/>
+            <w:vMerge/>
+            <w:shd w:val="clear" w:color="auto" w:fill="auto"/>
+          </w:tcPr>
+          <w:p/>
+        </w:tc>
+        <w:tc>
+          <w:tcPr>
+            <w:tcW w:w="0" w:type="auto"/>
+            <w:vMerge/>
+            <w:shd w:val="clear" w:color="auto" w:fill="auto"/>
+          </w:tcPr>
+          <w:p/>
+        </w:tc>
+        <w:tc>
+          <w:tcPr>
+            <w:tcW w:w="0" w:type="auto"/>
+            <w:shd w:val="clear" w:color="auto" w:fill="auto"/>
+          </w:tcPr>
+          <w:p>
+            <w:pPr>
+              <w:keepNext/>
+              <w:rPr>
+                <w:szCs w:val="22"/>
+              </w:rPr>
+            </w:pPr>
+            <w:r>
+              <w:rPr>
+                <w:rFonts w:ascii="Times New Roman" w:hAnsi="Times New Roman"/>
+                <w:sz w:val="24"/>
+                <w:szCs w:val="22"/>
+              </w:rPr>
+              <w:t>Лабораторная работа №21. Вычисление НОД пары параметрических многочленов и проверка тождества Безу</w:t>
+            </w:r>
+          </w:p>
+        </w:tc>
+      </w:tr>
+      <w:tr>
+        <w:trPr>
+          <w:cantSplit/>
+        </w:trPr>
+        <w:tc>
+          <w:tcPr>
+            <w:tcW w:w="0" w:type="auto"/>
+            <w:vMerge/>
+            <w:shd w:val="clear" w:color="auto" w:fill="auto"/>
+          </w:tcPr>
+          <w:p/>
+        </w:tc>
+        <w:tc>
+          <w:tcPr>
+            <w:tcW w:w="0" w:type="auto"/>
+            <w:vMerge/>
+            <w:shd w:val="clear" w:color="auto" w:fill="auto"/>
+          </w:tcPr>
+          <w:p/>
+        </w:tc>
+        <w:tc>
+          <w:tcPr>
+            <w:tcW w:w="0" w:type="auto"/>
+            <w:vMerge/>
+            <w:shd w:val="clear" w:color="auto" w:fill="auto"/>
+          </w:tcPr>
+          <w:p/>
+        </w:tc>
+        <w:tc>
+          <w:tcPr>
+            <w:tcW w:w="0" w:type="auto"/>
+            <w:shd w:val="clear" w:color="auto" w:fill="auto"/>
+          </w:tcPr>
+          <w:p>
+            <w:pPr>
+              <w:keepNext/>
+              <w:rPr>
+                <w:szCs w:val="22"/>
+              </w:rPr>
+            </w:pPr>
+            <w:r>
+              <w:rPr>
+                <w:rFonts w:ascii="Times New Roman" w:hAnsi="Times New Roman"/>
+                <w:sz w:val="24"/>
+                <w:szCs w:val="22"/>
+              </w:rPr>
+              <w:t>Лабораторная работа №22. Разложение многочлена на неприводимые множители над разными полями</w:t>
+            </w:r>
+          </w:p>
+        </w:tc>
+      </w:tr>
+      <w:tr>
+        <w:trPr>
+          <w:cantSplit/>
+        </w:trPr>
+        <w:tc>
+          <w:tcPr>
+            <w:tcW w:w="0" w:type="auto"/>
+            <w:vMerge/>
+            <w:shd w:val="clear" w:color="auto" w:fill="auto"/>
+          </w:tcPr>
+          <w:p/>
+        </w:tc>
+        <w:tc>
+          <w:tcPr>
+            <w:tcW w:w="0" w:type="auto"/>
+            <w:vMerge w:val="restart"/>
+            <w:shd w:val="clear" w:color="auto" w:fill="auto"/>
+          </w:tcPr>
+          <w:p>
+            <w:pPr>
+              <w:keepNext/>
+              <w:jc w:val="center"/>
+              <w:rPr>
+                <w:szCs w:val="22"/>
+              </w:rPr>
+            </w:pPr>
+            <w:r>
+              <w:rPr>
+                <w:rFonts w:ascii="Times New Roman" w:hAnsi="Times New Roman"/>
+                <w:sz w:val="24"/>
+                <w:szCs w:val="22"/>
+              </w:rPr>
+              <w:t>3</w:t>
+            </w:r>
+          </w:p>
+        </w:tc>
+        <w:tc>
+          <w:tcPr>
+            <w:tcW w:w="0" w:type="auto"/>
+            <w:vMerge w:val="restart"/>
+            <w:shd w:val="clear" w:color="auto" w:fill="auto"/>
+          </w:tcPr>
+          <w:p>
+            <w:pPr>
+              <w:keepNext/>
+              <w:jc w:val="center"/>
+              <w:rPr>
+                <w:szCs w:val="22"/>
+              </w:rPr>
+            </w:pPr>
+            <w:r>
+              <w:rPr>
+                <w:rFonts w:ascii="Times New Roman" w:hAnsi="Times New Roman"/>
+                <w:sz w:val="24"/>
+                <w:szCs w:val="22"/>
+              </w:rPr>
+              <w:t>Расширения полей</w:t>
+            </w:r>
+          </w:p>
+        </w:tc>
+        <w:tc>
+          <w:tcPr>
+            <w:tcW w:w="0" w:type="auto"/>
+            <w:shd w:val="clear" w:color="auto" w:fill="auto"/>
+          </w:tcPr>
+          <w:p>
+            <w:pPr>
+              <w:keepNext/>
+              <w:rPr>
+                <w:szCs w:val="22"/>
+              </w:rPr>
+            </w:pPr>
+            <w:r>
+              <w:rPr>
+                <w:rFonts w:ascii="Times New Roman" w:hAnsi="Times New Roman"/>
+                <w:sz w:val="24"/>
+                <w:szCs w:val="22"/>
+              </w:rPr>
+              <w:t>Лабораторная работа №23. Построение конечного поля заданного порядка и проверка таблиц операций</w:t>
+            </w:r>
+          </w:p>
+        </w:tc>
+      </w:tr>
+      <w:tr>
+        <w:trPr>
+          <w:cantSplit/>
+        </w:trPr>
+        <w:tc>
+          <w:tcPr>
+            <w:tcW w:w="0" w:type="auto"/>
+            <w:vMerge/>
+            <w:shd w:val="clear" w:color="auto" w:fill="auto"/>
+          </w:tcPr>
+          <w:p/>
+        </w:tc>
+        <w:tc>
+          <w:tcPr>
+            <w:tcW w:w="0" w:type="auto"/>
+            <w:vMerge/>
+            <w:shd w:val="clear" w:color="auto" w:fill="auto"/>
+          </w:tcPr>
+          <w:p/>
+        </w:tc>
+        <w:tc>
+          <w:tcPr>
+            <w:tcW w:w="0" w:type="auto"/>
+            <w:vMerge/>
+            <w:shd w:val="clear" w:color="auto" w:fill="auto"/>
+          </w:tcPr>
+          <w:p/>
+        </w:tc>
+        <w:tc>
+          <w:tcPr>
+            <w:tcW w:w="0" w:type="auto"/>
+            <w:shd w:val="clear" w:color="auto" w:fill="auto"/>
+          </w:tcPr>
+          <w:p>
+            <w:pPr>
+              <w:keepNext/>
+              <w:rPr>
+                <w:szCs w:val="22"/>
+              </w:rPr>
+            </w:pPr>
+            <w:r>
+              <w:rPr>
+                <w:rFonts w:ascii="Times New Roman" w:hAnsi="Times New Roman"/>
+                <w:sz w:val="24"/>
+                <w:szCs w:val="22"/>
+              </w:rPr>
+              <w:t>Лабораторная работа №24. Вычисление обратных элементов и степеней в полиномиальном базисе конечного поля</w:t>
+            </w:r>
+          </w:p>
+        </w:tc>
+      </w:tr>
+      <w:tr>
+        <w:trPr>
+          <w:cantSplit/>
+        </w:trPr>
+        <w:tc>
+          <w:tcPr>
+            <w:tcW w:w="0" w:type="auto"/>
+            <w:vMerge w:val="restart"/>
+            <w:shd w:val="clear" w:color="auto" w:fill="auto"/>
+          </w:tcPr>
+          <w:p>
+            <w:pPr>
+              <w:keepNext/>
+              <w:jc w:val="center"/>
+              <w:rPr>
+                <w:szCs w:val="22"/>
+              </w:rPr>
+            </w:pPr>
+            <w:r>
+              <w:rPr>
+                <w:rFonts w:ascii="Times New Roman" w:hAnsi="Times New Roman"/>
+                <w:sz w:val="24"/>
+                <w:szCs w:val="22"/>
+              </w:rPr>
+              <w:t>4</w:t>
+            </w:r>
+          </w:p>
+        </w:tc>
+        <w:tc>
+          <w:tcPr>
+            <w:tcW w:w="0" w:type="auto"/>
+            <w:vMerge w:val="restart"/>
+            <w:shd w:val="clear" w:color="auto" w:fill="auto"/>
+          </w:tcPr>
+          <w:p>
+            <w:pPr>
+              <w:keepNext/>
+              <w:jc w:val="center"/>
+              <w:rPr>
+                <w:szCs w:val="22"/>
+              </w:rPr>
+            </w:pPr>
+            <w:r>
+              <w:rPr>
+                <w:rFonts w:ascii="Times New Roman" w:hAnsi="Times New Roman"/>
+                <w:sz w:val="24"/>
+                <w:szCs w:val="22"/>
+              </w:rPr>
+              <w:t>1</w:t>
+            </w:r>
+          </w:p>
+        </w:tc>
+        <w:tc>
+          <w:tcPr>
+            <w:tcW w:w="0" w:type="auto"/>
+            <w:vMerge w:val="restart"/>
+            <w:shd w:val="clear" w:color="auto" w:fill="auto"/>
+          </w:tcPr>
+          <w:p>
+            <w:pPr>
+              <w:keepNext/>
+              <w:jc w:val="center"/>
+              <w:rPr>
+                <w:szCs w:val="22"/>
+              </w:rPr>
+            </w:pPr>
+            <w:r>
+              <w:rPr>
+                <w:rFonts w:ascii="Times New Roman" w:hAnsi="Times New Roman"/>
+                <w:sz w:val="24"/>
+                <w:szCs w:val="22"/>
+              </w:rPr>
+              <w:t>Делимость целых чисел</w:t>
+            </w:r>
+          </w:p>
+        </w:tc>
+        <w:tc>
+          <w:tcPr>
+            <w:tcW w:w="0" w:type="auto"/>
+            <w:shd w:val="clear" w:color="auto" w:fill="auto"/>
+          </w:tcPr>
+          <w:p>
+            <w:pPr>
+              <w:keepNext/>
+              <w:rPr>
+                <w:szCs w:val="22"/>
+              </w:rPr>
+            </w:pPr>
+            <w:r>
+              <w:rPr>
+                <w:rFonts w:ascii="Times New Roman" w:hAnsi="Times New Roman"/>
+                <w:sz w:val="24"/>
+                <w:szCs w:val="22"/>
+              </w:rPr>
+              <w:t>Лабораторная работа №25. Реализация расширенного алгоритма Евклида и проверка тождества Безу</w:t>
+            </w:r>
+          </w:p>
+        </w:tc>
+      </w:tr>
+      <w:tr>
+        <w:trPr>
+          <w:cantSplit/>
+        </w:trPr>
+        <w:tc>
+          <w:tcPr>
+            <w:tcW w:w="0" w:type="auto"/>
+            <w:vMerge/>
+            <w:shd w:val="clear" w:color="auto" w:fill="auto"/>
+          </w:tcPr>
+          <w:p/>
+        </w:tc>
+        <w:tc>
+          <w:tcPr>
+            <w:tcW w:w="0" w:type="auto"/>
+            <w:vMerge/>
+            <w:shd w:val="clear" w:color="auto" w:fill="auto"/>
+          </w:tcPr>
+          <w:p/>
+        </w:tc>
+        <w:tc>
+          <w:tcPr>
+            <w:tcW w:w="0" w:type="auto"/>
+            <w:vMerge/>
+            <w:shd w:val="clear" w:color="auto" w:fill="auto"/>
+          </w:tcPr>
+          <w:p/>
+        </w:tc>
+        <w:tc>
+          <w:tcPr>
+            <w:tcW w:w="0" w:type="auto"/>
+            <w:shd w:val="clear" w:color="auto" w:fill="auto"/>
+          </w:tcPr>
+          <w:p>
+            <w:pPr>
+              <w:keepNext/>
+              <w:rPr>
+                <w:szCs w:val="22"/>
+              </w:rPr>
+            </w:pPr>
+            <w:r>
+              <w:rPr>
+                <w:rFonts w:ascii="Times New Roman" w:hAnsi="Times New Roman"/>
+                <w:sz w:val="24"/>
+                <w:szCs w:val="22"/>
+              </w:rPr>
+              <w:t>Лабораторная работа №26. Сравнение детерминированных алгоритмов проверки простоты и факторизации целых чисел</w:t>
+            </w:r>
+          </w:p>
+        </w:tc>
+      </w:tr>
+      <w:tr>
+        <w:trPr>
+          <w:cantSplit/>
+        </w:trPr>
+        <w:tc>
+          <w:tcPr>
+            <w:tcW w:w="0" w:type="auto"/>
+            <w:vMerge/>
+            <w:shd w:val="clear" w:color="auto" w:fill="auto"/>
+          </w:tcPr>
+          <w:p/>
+        </w:tc>
+        <w:tc>
+          <w:tcPr>
+            <w:tcW w:w="0" w:type="auto"/>
+            <w:vMerge/>
+            <w:shd w:val="clear" w:color="auto" w:fill="auto"/>
+          </w:tcPr>
+          <w:p/>
+        </w:tc>
+        <w:tc>
+          <w:tcPr>
+            <w:tcW w:w="0" w:type="auto"/>
+            <w:vMerge/>
+            <w:shd w:val="clear" w:color="auto" w:fill="auto"/>
+          </w:tcPr>
+          <w:p/>
+        </w:tc>
+        <w:tc>
+          <w:tcPr>
+            <w:tcW w:w="0" w:type="auto"/>
+            <w:shd w:val="clear" w:color="auto" w:fill="auto"/>
+          </w:tcPr>
+          <w:p>
+            <w:pPr>
+              <w:keepNext/>
+              <w:rPr>
+                <w:szCs w:val="22"/>
+              </w:rPr>
+            </w:pPr>
+            <w:r>
+              <w:rPr>
+                <w:rFonts w:ascii="Times New Roman" w:hAnsi="Times New Roman"/>
+                <w:sz w:val="24"/>
+                <w:szCs w:val="22"/>
+              </w:rPr>
+              <w:t>Лабораторная работа №27. Построение всех целочисленных решений линейного диофантова уравнения</w:t>
+            </w:r>
+          </w:p>
+        </w:tc>
+      </w:tr>
+      <w:tr>
+        <w:trPr>
+          <w:cantSplit/>
+        </w:trPr>
+        <w:tc>
+          <w:tcPr>
+            <w:tcW w:w="0" w:type="auto"/>
+            <w:vMerge/>
+            <w:shd w:val="clear" w:color="auto" w:fill="auto"/>
+          </w:tcPr>
+          <w:p/>
+        </w:tc>
+        <w:tc>
+          <w:tcPr>
+            <w:tcW w:w="0" w:type="auto"/>
+            <w:vMerge w:val="restart"/>
+            <w:shd w:val="clear" w:color="auto" w:fill="auto"/>
+          </w:tcPr>
+          <w:p>
+            <w:pPr>
+              <w:keepNext/>
+              <w:jc w:val="center"/>
+              <w:rPr>
+                <w:szCs w:val="22"/>
+              </w:rPr>
+            </w:pPr>
+            <w:r>
+              <w:rPr>
+                <w:rFonts w:ascii="Times New Roman" w:hAnsi="Times New Roman"/>
+                <w:sz w:val="24"/>
+                <w:szCs w:val="22"/>
+              </w:rPr>
+              <w:t>2</w:t>
+            </w:r>
+          </w:p>
+        </w:tc>
+        <w:tc>
+          <w:tcPr>
+            <w:tcW w:w="0" w:type="auto"/>
+            <w:vMerge w:val="restart"/>
+            <w:shd w:val="clear" w:color="auto" w:fill="auto"/>
+          </w:tcPr>
+          <w:p>
+            <w:pPr>
+              <w:keepNext/>
+              <w:jc w:val="center"/>
+              <w:rPr>
+                <w:szCs w:val="22"/>
+              </w:rPr>
+            </w:pPr>
+            <w:r>
+              <w:rPr>
+                <w:rFonts w:ascii="Times New Roman" w:hAnsi="Times New Roman"/>
+                <w:sz w:val="24"/>
+                <w:szCs w:val="22"/>
+              </w:rPr>
+              <w:t>Сравнения</w:t>
+            </w:r>
+          </w:p>
+        </w:tc>
+        <w:tc>
+          <w:tcPr>
+            <w:tcW w:w="0" w:type="auto"/>
+            <w:shd w:val="clear" w:color="auto" w:fill="auto"/>
+          </w:tcPr>
+          <w:p>
+            <w:pPr>
+              <w:keepNext/>
+              <w:rPr>
+                <w:szCs w:val="22"/>
+              </w:rPr>
+            </w:pPr>
+            <w:r>
+              <w:rPr>
+                <w:rFonts w:ascii="Times New Roman" w:hAnsi="Times New Roman"/>
+                <w:sz w:val="24"/>
+                <w:szCs w:val="22"/>
+              </w:rPr>
+              <w:t>Лабораторная работа №28. Исследование разрешимости линейных сравнений при изменении модуля и подсчет классов решений</w:t>
+            </w:r>
+          </w:p>
+        </w:tc>
+      </w:tr>
+      <w:tr>
+        <w:trPr>
+          <w:cantSplit/>
+        </w:trPr>
+        <w:tc>
+          <w:tcPr>
+            <w:tcW w:w="0" w:type="auto"/>
+            <w:vMerge/>
+            <w:shd w:val="clear" w:color="auto" w:fill="auto"/>
+          </w:tcPr>
+          <w:p/>
+        </w:tc>
+        <w:tc>
+          <w:tcPr>
+            <w:tcW w:w="0" w:type="auto"/>
+            <w:vMerge/>
+            <w:shd w:val="clear" w:color="auto" w:fill="auto"/>
+          </w:tcPr>
+          <w:p/>
+        </w:tc>
+        <w:tc>
+          <w:tcPr>
+            <w:tcW w:w="0" w:type="auto"/>
+            <w:vMerge/>
+            <w:shd w:val="clear" w:color="auto" w:fill="auto"/>
+          </w:tcPr>
+          <w:p/>
+        </w:tc>
+        <w:tc>
+          <w:tcPr>
+            <w:tcW w:w="0" w:type="auto"/>
+            <w:shd w:val="clear" w:color="auto" w:fill="auto"/>
+          </w:tcPr>
+          <w:p>
+            <w:pPr>
+              <w:keepNext/>
+              <w:rPr>
+                <w:szCs w:val="22"/>
+              </w:rPr>
+            </w:pPr>
+            <w:r>
+              <w:rPr>
+                <w:rFonts w:ascii="Times New Roman" w:hAnsi="Times New Roman"/>
+                <w:sz w:val="24"/>
+                <w:szCs w:val="22"/>
+              </w:rPr>
+              <w:t>Лабораторная работа №29. Восстановление числа по системе сравнений китайской теоремой об остатках</w:t>
+            </w:r>
+          </w:p>
+        </w:tc>
+      </w:tr>
+      <w:tr>
+        <w:trPr>
+          <w:cantSplit/>
+        </w:trPr>
+        <w:tc>
+          <w:tcPr>
+            <w:tcW w:w="0" w:type="auto"/>
+            <w:vMerge/>
+            <w:shd w:val="clear" w:color="auto" w:fill="auto"/>
+          </w:tcPr>
+          <w:p/>
+        </w:tc>
+        <w:tc>
+          <w:tcPr>
+            <w:tcW w:w="0" w:type="auto"/>
+            <w:vMerge/>
+            <w:shd w:val="clear" w:color="auto" w:fill="auto"/>
+          </w:tcPr>
+          <w:p/>
+        </w:tc>
+        <w:tc>
+          <w:tcPr>
+            <w:tcW w:w="0" w:type="auto"/>
+            <w:vMerge/>
+            <w:shd w:val="clear" w:color="auto" w:fill="auto"/>
+          </w:tcPr>
+          <w:p/>
+        </w:tc>
+        <w:tc>
+          <w:tcPr>
+            <w:tcW w:w="0" w:type="auto"/>
+            <w:shd w:val="clear" w:color="auto" w:fill="auto"/>
+          </w:tcPr>
+          <w:p>
+            <w:pPr>
+              <w:keepNext/>
+              <w:rPr>
+                <w:szCs w:val="22"/>
+              </w:rPr>
+            </w:pPr>
+            <w:r>
+              <w:rPr>
+                <w:rFonts w:ascii="Times New Roman" w:hAnsi="Times New Roman"/>
+                <w:sz w:val="24"/>
+                <w:szCs w:val="22"/>
+              </w:rPr>
+              <w:t>Лабораторная работа №30. Определение порядка элемента и сравнение способов модульного возведения в степень</w:t>
+            </w:r>
+          </w:p>
+        </w:tc>
+      </w:tr>
+      <w:tr>
+        <w:trPr>
+          <w:cantSplit/>
+        </w:trPr>
+        <w:tc>
+          <w:tcPr>
+            <w:tcW w:w="0" w:type="auto"/>
+            <w:vMerge/>
+            <w:shd w:val="clear" w:color="auto" w:fill="auto"/>
+          </w:tcPr>
+          <w:p/>
+        </w:tc>
+        <w:tc>
+          <w:tcPr>
+            <w:tcW w:w="0" w:type="auto"/>
+            <w:vMerge w:val="restart"/>
+            <w:shd w:val="clear" w:color="auto" w:fill="auto"/>
+          </w:tcPr>
+          <w:p>
+            <w:pPr>
+              <w:keepNext/>
+              <w:jc w:val="center"/>
+              <w:rPr>
+                <w:szCs w:val="22"/>
+              </w:rPr>
+            </w:pPr>
+            <w:r>
+              <w:rPr>
+                <w:rFonts w:ascii="Times New Roman" w:hAnsi="Times New Roman"/>
+                <w:sz w:val="24"/>
+                <w:szCs w:val="22"/>
+              </w:rPr>
+              <w:t>3</w:t>
+            </w:r>
+          </w:p>
+        </w:tc>
+        <w:tc>
+          <w:tcPr>
+            <w:tcW w:w="0" w:type="auto"/>
+            <w:vMerge w:val="restart"/>
+            <w:shd w:val="clear" w:color="auto" w:fill="auto"/>
+          </w:tcPr>
+          <w:p>
+            <w:pPr>
+              <w:keepNext/>
+              <w:jc w:val="center"/>
+              <w:rPr>
+                <w:szCs w:val="22"/>
+              </w:rPr>
+            </w:pPr>
+            <w:r>
+              <w:rPr>
+                <w:rFonts w:ascii="Times New Roman" w:hAnsi="Times New Roman"/>
+                <w:sz w:val="24"/>
+                <w:szCs w:val="22"/>
+              </w:rPr>
+              <w:t>Квадратичные вычеты и приложения</w:t>
+            </w:r>
+          </w:p>
+        </w:tc>
+        <w:tc>
+          <w:tcPr>
+            <w:tcW w:w="0" w:type="auto"/>
+            <w:shd w:val="clear" w:color="auto" w:fill="auto"/>
+          </w:tcPr>
+          <w:p>
+            <w:pPr>
+              <w:keepNext/>
+              <w:rPr>
+                <w:szCs w:val="22"/>
+              </w:rPr>
+            </w:pPr>
+            <w:r>
+              <w:rPr>
+                <w:rFonts w:ascii="Times New Roman" w:hAnsi="Times New Roman"/>
+                <w:sz w:val="24"/>
+                <w:szCs w:val="22"/>
+              </w:rPr>
+              <w:t>Лабораторная работа №31. Определение разрешимости квадратичного сравнения через символ Лежандра</w:t>
+            </w:r>
+          </w:p>
+        </w:tc>
+      </w:tr>
+      <w:tr>
+        <w:trPr>
+          <w:cantSplit/>
+        </w:trPr>
+        <w:tc>
+          <w:tcPr>
+            <w:tcW w:w="0" w:type="auto"/>
+            <w:vMerge/>
+            <w:shd w:val="clear" w:color="auto" w:fill="auto"/>
+          </w:tcPr>
+          <w:p/>
+        </w:tc>
+        <w:tc>
+          <w:tcPr>
+            <w:tcW w:w="0" w:type="auto"/>
+            <w:vMerge/>
+            <w:shd w:val="clear" w:color="auto" w:fill="auto"/>
+          </w:tcPr>
+          <w:p/>
+        </w:tc>
+        <w:tc>
+          <w:tcPr>
+            <w:tcW w:w="0" w:type="auto"/>
+            <w:vMerge/>
+            <w:shd w:val="clear" w:color="auto" w:fill="auto"/>
+          </w:tcPr>
+          <w:p/>
+        </w:tc>
+        <w:tc>
+          <w:tcPr>
+            <w:tcW w:w="0" w:type="auto"/>
+            <w:shd w:val="clear" w:color="auto" w:fill="auto"/>
+          </w:tcPr>
+          <w:p>
+            <w:pPr>
+              <w:keepNext/>
+              <w:rPr>
+                <w:szCs w:val="22"/>
+              </w:rPr>
+            </w:pPr>
+            <w:r>
+              <w:rPr>
+                <w:rFonts w:ascii="Times New Roman" w:hAnsi="Times New Roman"/>
+                <w:sz w:val="24"/>
+                <w:szCs w:val="22"/>
+              </w:rPr>
+              <w:t>Лабораторная работа №32. Исследование ограничений символа Якоби при решении квадратичных сравнений по составному модулю</w:t>
+            </w:r>
+          </w:p>
+        </w:tc>
+      </w:tr>
+    </w:tbl>
+    <w:p>
+      <w:pPr>
+        <w:pStyle w:val="RPD_FOS_Standard"/>
+        <w:keepNext/>
+        <w:tabs>
+          <w:tab w:val="left" w:pos="1140"/>
+        </w:tabs>
+        <w:ind w:firstLine="0"/>
+        <w:rPr>
+          <w:b/>
+          <w:color w:val="auto"/>
+          <w:sz w:val="28"/>
+          <w:szCs w:val="28"/>
+        </w:rPr>
+      </w:pPr>
+    </w:p>
+    <w:p>
+      <w:pPr>
         <w:widowControl/>
         <w:tabs>
           <w:tab w:val="left" w:pos="2295"/>
@@ -21763,7 +24025,7 @@
                 <w:szCs w:val="24"/>
                 <w:lang w:val="ru-RU"/>
               </w:rPr>
-              <w:t>работа выполнена в полном объеме с соблюдением необходимой последовательности и требований к проведению опытов;</w:t>
+              <w:t>работа выполнена в полном объеме с соблюдением необходимой последовательности и требований к выполнению задания;</w:t>
             </w:r>
           </w:p>
           <w:p>
@@ -21793,7 +24055,7 @@
                 <w:szCs w:val="24"/>
                 <w:lang w:val="ru-RU"/>
               </w:rPr>
-              <w:t xml:space="preserve">опыты проведены в условиях и режимах, обеспечивающих получение результатов и выводов с наибольшей точностью; </w:t>
+              <w:t xml:space="preserve">методы и средства решения задачи применены корректно и обеспечивают получение проверяемых результатов и обоснованных выводов с необходимой точностью;</w:t>
             </w:r>
           </w:p>
           <w:p>
@@ -21823,7 +24085,7 @@
                 <w:szCs w:val="24"/>
                 <w:lang w:val="ru-RU"/>
               </w:rPr>
-              <w:t xml:space="preserve">научно грамотно, логично описаны наблюдения и сформированы выводы из опыта. В представленном отчете правильно и аккуратно выполнены все записи, таблицы, рисунки, графики, чертежи, вычисления и сделаны выводы; </w:t>
+              <w:t xml:space="preserve">научно грамотно, логично описаны методы решения и результаты, правильно использованы понятия и терминология, сформулированы обоснованные выводы. В представленном отчете правильно и аккуратно выполнены все записи, таблицы, рисунки, графики, чертежи, вычисления и сделаны выводы;</w:t>
             </w:r>
           </w:p>
           <w:p>
@@ -21854,7 +24116,7 @@
                 <w:szCs w:val="24"/>
                 <w:lang w:val="ru-RU"/>
               </w:rPr>
-              <w:t>эксперимент осуществляется по плану с учетом техники безопасности и правил работы с материалами и оборудованием.</w:t>
+              <w:t>работа выполнена по плану; при защите обучающийся обосновывает выбор методов и средств решения задачи и объясняет результаты, представленные в отчете.</w:t>
             </w:r>
           </w:p>
         </w:tc>
@@ -21927,7 +24189,7 @@
                 <w:szCs w:val="24"/>
                 <w:lang w:val="ru-RU"/>
               </w:rPr>
-              <w:t xml:space="preserve">работа выполнена не полностью и объем выполненной работы не позволяет сделать правильных выводов; </w:t>
+              <w:t xml:space="preserve">работа выполнена не полностью и объем выполненной работы не позволяет сделать правильных выводов;</w:t>
             </w:r>
           </w:p>
           <w:p>
@@ -21958,7 +24220,7 @@
                 <w:szCs w:val="24"/>
                 <w:lang w:val="ru-RU"/>
               </w:rPr>
-              <w:t>опыты, измерения, вычисления, наблюдения произведены неправильно;</w:t>
+              <w:t>методы решения задания применены неправильно; вычисления и/или анализ результатов содержат ошибки;</w:t>
             </w:r>
           </w:p>
           <w:p>
@@ -21990,7 +24252,7 @@
                 <w:szCs w:val="24"/>
                 <w:lang w:val="ru-RU"/>
               </w:rPr>
-              <w:t>допущены грубые ошибки в ходе эксперимента.</w:t>
+              <w:t>допущены грубые ошибки в ходе выполнения работы.</w:t>
             </w:r>
           </w:p>
         </w:tc>
@@ -28153,6 +30415,24 @@
       <w:color w:val="666666"/>
     </w:rPr>
   </w:style>
+  <w:style w:type="paragraph" w:customStyle="1" w:styleId="RPD_FOS_Standard">
+    <w:name w:val="РПД: Standard"/>
+    <w:pPr>
+      <w:widowControl w:val="0"/>
+      <w:tabs>
+        <w:tab w:val="left" w:pos="708"/>
+      </w:tabs>
+      <w:ind w:firstLine="400"/>
+      <w:jc w:val="both"/>
+    </w:pPr>
+    <w:rPr>
+      <w:color w:val="000000"/>
+      <w:kern w:val="1"/>
+      <w:sz w:val="24"/>
+      <w:szCs w:val="24"/>
+      <w:lang w:eastAsia="zh-CN"/>
+    </w:rPr>
+  </w:style>
 </w:styles>
 </file>
 
